--- a/assets/syllabus/it-cs-115-panitz-syllabus-summer-2026.docx
+++ b/assets/syllabus/it-cs-115-panitz-syllabus-summer-2026.docx
@@ -87,7 +87,7 @@
       </w:r>
       <w:r>
         <w:rPr>
-          <w:rFonts w:ascii="Arial" w:hAnsi="Arial" w:eastAsia="Arial" w:cs="Arial"/>
+          <w:rFonts w:ascii="Arial" w:hAnsi="Arial" w:cs="Arial"/>
         </w:rPr>
       </w:r>
       <w:r>
@@ -115,7 +115,7 @@
       </w:r>
       <w:r>
         <w:rPr>
-          <w:rFonts w:ascii="Arial" w:hAnsi="Arial" w:eastAsia="Arial" w:cs="Arial"/>
+          <w:rFonts w:ascii="Arial" w:hAnsi="Arial" w:cs="Arial"/>
         </w:rPr>
       </w:r>
       <w:r>
@@ -221,7 +221,7 @@
       </w:r>
       <w:r>
         <w:rPr>
-          <w:rFonts w:ascii="Arial" w:hAnsi="Arial" w:eastAsia="Arial" w:cs="Arial"/>
+          <w:rFonts w:ascii="Arial" w:hAnsi="Arial" w:cs="Arial"/>
         </w:rPr>
       </w:r>
       <w:r>
@@ -247,7 +247,7 @@
       </w:r>
       <w:r>
         <w:rPr>
-          <w:rFonts w:ascii="Arial" w:hAnsi="Arial" w:eastAsia="Arial" w:cs="Arial"/>
+          <w:rFonts w:ascii="Arial" w:hAnsi="Arial" w:cs="Arial"/>
         </w:rPr>
       </w:r>
       <w:r>
@@ -275,7 +275,7 @@
       </w:r>
       <w:r>
         <w:rPr>
-          <w:rFonts w:ascii="Arial" w:hAnsi="Arial" w:eastAsia="Arial" w:cs="Arial"/>
+          <w:rFonts w:ascii="Arial" w:hAnsi="Arial" w:cs="Arial"/>
         </w:rPr>
       </w:r>
       <w:r>
@@ -302,7 +302,7 @@
       </w:r>
       <w:r>
         <w:rPr>
-          <w:rFonts w:ascii="Arial" w:hAnsi="Arial" w:eastAsia="Arial" w:cs="Arial"/>
+          <w:rFonts w:ascii="Arial" w:hAnsi="Arial" w:cs="Arial"/>
         </w:rPr>
       </w:r>
       <w:r>
@@ -377,7 +377,7 @@
       <w:r>
         <w:rPr>
           <w:rStyle w:val="973"/>
-          <w:rFonts w:ascii="Arial" w:hAnsi="Arial" w:eastAsia="Arial" w:cs="Arial"/>
+          <w:rFonts w:ascii="Arial" w:hAnsi="Arial" w:cs="Arial"/>
           <w:b w:val="0"/>
           <w:bCs w:val="0"/>
         </w:rPr>
@@ -429,7 +429,7 @@
       <w:r>
         <w:rPr>
           <w:rStyle w:val="973"/>
-          <w:rFonts w:ascii="Arial" w:hAnsi="Arial" w:eastAsia="Arial" w:cs="Arial"/>
+          <w:rFonts w:ascii="Arial" w:hAnsi="Arial" w:cs="Arial"/>
         </w:rPr>
       </w:r>
       <w:r>
@@ -471,7 +471,7 @@
       <w:r>
         <w:rPr>
           <w:rStyle w:val="973"/>
-          <w:rFonts w:ascii="Arial" w:hAnsi="Arial" w:eastAsia="Arial" w:cs="Arial"/>
+          <w:rFonts w:ascii="Arial" w:hAnsi="Arial" w:cs="Arial"/>
         </w:rPr>
       </w:r>
       <w:r>
@@ -522,7 +522,7 @@
       <w:r>
         <w:rPr>
           <w:rStyle w:val="973"/>
-          <w:rFonts w:ascii="Arial" w:hAnsi="Arial" w:eastAsia="Arial" w:cs="Arial"/>
+          <w:rFonts w:ascii="Arial" w:hAnsi="Arial" w:cs="Arial"/>
         </w:rPr>
       </w:r>
       <w:r>
@@ -558,7 +558,7 @@
       <w:r>
         <w:rPr>
           <w:rStyle w:val="973"/>
-          <w:rFonts w:ascii="Arial" w:hAnsi="Arial" w:eastAsia="Arial" w:cs="Arial"/>
+          <w:rFonts w:ascii="Arial" w:hAnsi="Arial" w:cs="Arial"/>
         </w:rPr>
       </w:r>
       <w:r>
@@ -603,7 +603,7 @@
       <w:r>
         <w:rPr>
           <w:rStyle w:val="973"/>
-          <w:rFonts w:ascii="Arial" w:hAnsi="Arial" w:eastAsia="Arial" w:cs="Arial"/>
+          <w:rFonts w:ascii="Arial" w:hAnsi="Arial" w:cs="Arial"/>
         </w:rPr>
       </w:r>
       <w:r>
@@ -639,7 +639,7 @@
       <w:r>
         <w:rPr>
           <w:rStyle w:val="973"/>
-          <w:rFonts w:ascii="Arial" w:hAnsi="Arial" w:eastAsia="Arial" w:cs="Arial"/>
+          <w:rFonts w:ascii="Arial" w:hAnsi="Arial" w:cs="Arial"/>
         </w:rPr>
       </w:r>
       <w:r>
@@ -689,7 +689,7 @@
       </w:r>
       <w:r>
         <w:rPr>
-          <w:rFonts w:ascii="Arial" w:hAnsi="Arial" w:eastAsia="Arial" w:cs="Arial"/>
+          <w:rFonts w:ascii="Arial" w:hAnsi="Arial" w:cs="Arial"/>
         </w:rPr>
       </w:r>
       <w:r>
@@ -727,7 +727,7 @@
       <w:r>
         <w:rPr>
           <w:rStyle w:val="973"/>
-          <w:rFonts w:ascii="Arial" w:hAnsi="Arial" w:eastAsia="Arial" w:cs="Arial"/>
+          <w:rFonts w:ascii="Arial" w:hAnsi="Arial" w:cs="Arial"/>
           <w:b w:val="0"/>
         </w:rPr>
       </w:r>
@@ -853,7 +853,7 @@
       </w:r>
       <w:r>
         <w:rPr>
-          <w:rFonts w:ascii="Arial" w:hAnsi="Arial" w:eastAsia="Arial" w:cs="Arial"/>
+          <w:rFonts w:ascii="Arial" w:hAnsi="Arial" w:cs="Arial"/>
         </w:rPr>
       </w:r>
       <w:r>
@@ -880,7 +880,7 @@
       </w:r>
       <w:r>
         <w:rPr>
-          <w:rFonts w:ascii="Arial" w:hAnsi="Arial" w:eastAsia="Arial" w:cs="Arial"/>
+          <w:rFonts w:ascii="Arial" w:hAnsi="Arial" w:cs="Arial"/>
         </w:rPr>
       </w:r>
       <w:r>
@@ -912,7 +912,7 @@
       </w:r>
       <w:r>
         <w:rPr>
-          <w:rFonts w:ascii="Arial" w:hAnsi="Arial" w:eastAsia="Arial" w:cs="Arial"/>
+          <w:rFonts w:ascii="Arial" w:hAnsi="Arial" w:cs="Arial"/>
         </w:rPr>
       </w:r>
       <w:r>
@@ -937,7 +937,7 @@
       </w:r>
       <w:r>
         <w:rPr>
-          <w:rFonts w:ascii="Arial" w:hAnsi="Arial" w:eastAsia="Arial" w:cs="Arial"/>
+          <w:rFonts w:ascii="Arial" w:hAnsi="Arial" w:cs="Arial"/>
         </w:rPr>
       </w:r>
       <w:r>
@@ -964,7 +964,7 @@
       </w:r>
       <w:r>
         <w:rPr>
-          <w:rFonts w:ascii="Arial" w:hAnsi="Arial" w:eastAsia="Arial" w:cs="Arial"/>
+          <w:rFonts w:ascii="Arial" w:hAnsi="Arial" w:cs="Arial"/>
         </w:rPr>
       </w:r>
       <w:r>
@@ -990,7 +990,7 @@
       </w:r>
       <w:r>
         <w:rPr>
-          <w:rFonts w:ascii="Arial" w:hAnsi="Arial" w:eastAsia="Arial" w:cs="Arial"/>
+          <w:rFonts w:ascii="Arial" w:hAnsi="Arial" w:cs="Arial"/>
         </w:rPr>
       </w:r>
       <w:r>
@@ -1018,8 +1018,7 @@
       </w:r>
       <w:r>
         <w:rPr>
-          <w:rFonts w:ascii="Arial" w:hAnsi="Arial" w:eastAsia="Arial" w:cs="Arial"/>
-          <w:lang w:eastAsia="fr-FR"/>
+          <w:rFonts w:ascii="Arial" w:hAnsi="Arial" w:cs="Arial"/>
         </w:rPr>
       </w:r>
       <w:r>
@@ -1067,7 +1066,7 @@
       </w:r>
       <w:r>
         <w:rPr>
-          <w:rFonts w:ascii="Arial" w:hAnsi="Arial" w:eastAsia="Arial" w:cs="Arial"/>
+          <w:rFonts w:ascii="Arial" w:hAnsi="Arial" w:cs="Arial"/>
           <w:i/>
         </w:rPr>
       </w:r>
@@ -1102,7 +1101,7 @@
       </w:r>
       <w:r>
         <w:rPr>
-          <w:rFonts w:ascii="Arial" w:hAnsi="Arial" w:eastAsia="Arial" w:cs="Arial"/>
+          <w:rFonts w:ascii="Arial" w:hAnsi="Arial" w:cs="Arial"/>
           <w:sz w:val="22"/>
         </w:rPr>
       </w:r>
@@ -1137,7 +1136,7 @@
       </w:r>
       <w:r>
         <w:rPr>
-          <w:rFonts w:ascii="Arial" w:hAnsi="Arial" w:eastAsia="Arial" w:cs="Arial"/>
+          <w:rFonts w:ascii="Arial" w:hAnsi="Arial" w:cs="Arial"/>
           <w:sz w:val="22"/>
         </w:rPr>
       </w:r>
@@ -1172,7 +1171,7 @@
       </w:r>
       <w:r>
         <w:rPr>
-          <w:rFonts w:ascii="Arial" w:hAnsi="Arial" w:eastAsia="Arial" w:cs="Arial"/>
+          <w:rFonts w:ascii="Arial" w:hAnsi="Arial" w:cs="Arial"/>
           <w:sz w:val="22"/>
         </w:rPr>
       </w:r>
@@ -1202,7 +1201,7 @@
       </w:r>
       <w:r>
         <w:rPr>
-          <w:rFonts w:ascii="Arial" w:hAnsi="Arial" w:eastAsia="Arial" w:cs="Arial" w:eastAsiaTheme="minorEastAsia"/>
+          <w:rFonts w:ascii="Arial" w:hAnsi="Arial" w:cs="Arial"/>
           <w:sz w:val="22"/>
         </w:rPr>
       </w:r>
@@ -1252,7 +1251,7 @@
       </w:r>
       <w:r>
         <w:rPr>
-          <w:rFonts w:ascii="Arial" w:hAnsi="Arial" w:eastAsia="Arial" w:cs="Arial"/>
+          <w:rFonts w:ascii="Arial" w:hAnsi="Arial" w:cs="Arial"/>
           <w:i/>
         </w:rPr>
       </w:r>
@@ -1287,7 +1286,7 @@
       </w:r>
       <w:r>
         <w:rPr>
-          <w:rFonts w:ascii="Arial" w:hAnsi="Arial" w:eastAsia="Arial" w:cs="Arial"/>
+          <w:rFonts w:ascii="Arial" w:hAnsi="Arial" w:cs="Arial"/>
           <w:sz w:val="22"/>
         </w:rPr>
       </w:r>
@@ -1322,7 +1321,7 @@
       </w:r>
       <w:r>
         <w:rPr>
-          <w:rFonts w:ascii="Arial" w:hAnsi="Arial" w:eastAsia="Arial" w:cs="Arial"/>
+          <w:rFonts w:ascii="Arial" w:hAnsi="Arial" w:cs="Arial"/>
           <w:sz w:val="22"/>
         </w:rPr>
       </w:r>
@@ -1357,7 +1356,7 @@
       </w:r>
       <w:r>
         <w:rPr>
-          <w:rFonts w:ascii="Arial" w:hAnsi="Arial" w:eastAsia="Arial" w:cs="Arial"/>
+          <w:rFonts w:ascii="Arial" w:hAnsi="Arial" w:cs="Arial"/>
           <w:sz w:val="22"/>
         </w:rPr>
       </w:r>
@@ -1392,6 +1391,30 @@
       </w:r>
       <w:r>
         <w:rPr>
+          <w:rFonts w:ascii="Arial" w:hAnsi="Arial" w:cs="Arial"/>
+          <w:sz w:val="22"/>
+        </w:rPr>
+      </w:r>
+      <w:r>
+        <w:rPr>
+          <w:rFonts w:ascii="Arial" w:hAnsi="Arial" w:cs="Arial"/>
+          <w:sz w:val="22"/>
+        </w:rPr>
+      </w:r>
+    </w:p>
+    <w:p>
+      <w:pPr>
+        <w:pStyle w:val="967"/>
+        <w:pBdr/>
+        <w:spacing w:line="240" w:lineRule="auto"/>
+        <w:ind/>
+        <w:rPr>
+          <w:rFonts w:ascii="Arial" w:hAnsi="Arial" w:cs="Arial"/>
+          <w:sz w:val="22"/>
+        </w:rPr>
+      </w:pPr>
+      <w:r>
+        <w:rPr>
           <w:rFonts w:ascii="Arial" w:hAnsi="Arial" w:eastAsia="Arial" w:cs="Arial"/>
           <w:sz w:val="22"/>
         </w:rPr>
@@ -1399,30 +1422,6 @@
       <w:r>
         <w:rPr>
           <w:rFonts w:ascii="Arial" w:hAnsi="Arial" w:cs="Arial"/>
-          <w:sz w:val="22"/>
-        </w:rPr>
-      </w:r>
-    </w:p>
-    <w:p>
-      <w:pPr>
-        <w:pStyle w:val="967"/>
-        <w:pBdr/>
-        <w:spacing w:line="240" w:lineRule="auto"/>
-        <w:ind/>
-        <w:rPr>
-          <w:rFonts w:ascii="Arial" w:hAnsi="Arial" w:cs="Arial"/>
-          <w:sz w:val="22"/>
-        </w:rPr>
-      </w:pPr>
-      <w:r>
-        <w:rPr>
-          <w:rFonts w:ascii="Arial" w:hAnsi="Arial" w:eastAsia="Arial" w:cs="Arial"/>
-          <w:sz w:val="22"/>
-        </w:rPr>
-      </w:r>
-      <w:r>
-        <w:rPr>
-          <w:rFonts w:ascii="Arial" w:hAnsi="Arial" w:eastAsia="Arial" w:cs="Arial"/>
           <w:sz w:val="22"/>
         </w:rPr>
       </w:r>
@@ -1468,7 +1467,7 @@
       </w:r>
       <w:r>
         <w:rPr>
-          <w:rFonts w:ascii="Arial" w:hAnsi="Arial" w:eastAsia="Arial" w:cs="Arial"/>
+          <w:rFonts w:ascii="Arial" w:hAnsi="Arial" w:cs="Arial"/>
           <w:i/>
           <w:iCs/>
           <w:color w:val="404040" w:themeColor="text1" w:themeTint="BF"/>
@@ -1507,7 +1506,7 @@
       </w:r>
       <w:r>
         <w:rPr>
-          <w:rFonts w:ascii="Arial" w:hAnsi="Arial" w:eastAsia="Arial" w:cs="Arial"/>
+          <w:rFonts w:ascii="Arial" w:hAnsi="Arial" w:cs="Arial"/>
           <w:sz w:val="22"/>
         </w:rPr>
       </w:r>
@@ -1542,7 +1541,7 @@
       </w:r>
       <w:r>
         <w:rPr>
-          <w:rFonts w:ascii="Arial" w:hAnsi="Arial" w:eastAsia="Arial" w:cs="Arial"/>
+          <w:rFonts w:ascii="Arial" w:hAnsi="Arial" w:cs="Arial"/>
           <w:sz w:val="22"/>
         </w:rPr>
       </w:r>
@@ -1577,7 +1576,7 @@
       </w:r>
       <w:r>
         <w:rPr>
-          <w:rFonts w:ascii="Arial" w:hAnsi="Arial" w:eastAsia="Arial" w:cs="Arial"/>
+          <w:rFonts w:ascii="Arial" w:hAnsi="Arial" w:cs="Arial"/>
           <w:sz w:val="22"/>
         </w:rPr>
       </w:r>
@@ -1605,7 +1604,7 @@
       </w:r>
       <w:r>
         <w:rPr>
-          <w:rFonts w:ascii="Arial" w:hAnsi="Arial" w:eastAsia="Arial" w:cs="Arial" w:eastAsiaTheme="minorEastAsia"/>
+          <w:rFonts w:ascii="Arial" w:hAnsi="Arial" w:cs="Arial"/>
         </w:rPr>
       </w:r>
       <w:r>
@@ -1668,7 +1667,7 @@
       </w:r>
       <w:r>
         <w:rPr>
-          <w:rFonts w:ascii="Arial" w:hAnsi="Arial" w:eastAsia="Arial" w:cs="Arial"/>
+          <w:rFonts w:ascii="Arial" w:hAnsi="Arial" w:cs="Arial"/>
           <w:i/>
         </w:rPr>
       </w:r>
@@ -1703,7 +1702,7 @@
       </w:r>
       <w:r>
         <w:rPr>
-          <w:rFonts w:ascii="Arial" w:hAnsi="Arial" w:eastAsia="Arial" w:cs="Arial"/>
+          <w:rFonts w:ascii="Arial" w:hAnsi="Arial" w:cs="Arial"/>
           <w:sz w:val="22"/>
         </w:rPr>
       </w:r>
@@ -1738,7 +1737,7 @@
       </w:r>
       <w:r>
         <w:rPr>
-          <w:rFonts w:ascii="Arial" w:hAnsi="Arial" w:eastAsia="Arial" w:cs="Arial"/>
+          <w:rFonts w:ascii="Arial" w:hAnsi="Arial" w:cs="Arial"/>
           <w:sz w:val="22"/>
         </w:rPr>
       </w:r>
@@ -1773,7 +1772,7 @@
       </w:r>
       <w:r>
         <w:rPr>
-          <w:rFonts w:ascii="Arial" w:hAnsi="Arial" w:eastAsia="Arial" w:cs="Arial"/>
+          <w:rFonts w:ascii="Arial" w:hAnsi="Arial" w:cs="Arial"/>
           <w:sz w:val="22"/>
         </w:rPr>
       </w:r>
@@ -1808,7 +1807,7 @@
       </w:r>
       <w:r>
         <w:rPr>
-          <w:rFonts w:ascii="Arial" w:hAnsi="Arial" w:eastAsia="Arial" w:cs="Arial"/>
+          <w:rFonts w:ascii="Arial" w:hAnsi="Arial" w:cs="Arial"/>
           <w:sz w:val="22"/>
         </w:rPr>
       </w:r>
@@ -1843,7 +1842,7 @@
       </w:r>
       <w:r>
         <w:rPr>
-          <w:rFonts w:ascii="Arial" w:hAnsi="Arial" w:eastAsia="Arial" w:cs="Arial"/>
+          <w:rFonts w:ascii="Arial" w:hAnsi="Arial" w:cs="Arial"/>
           <w:sz w:val="22"/>
         </w:rPr>
       </w:r>
@@ -1879,6 +1878,38 @@
       <w:r>
         <w:rPr>
           <w:rStyle w:val="972"/>
+          <w:rFonts w:ascii="Arial" w:hAnsi="Arial" w:cs="Arial"/>
+          <w:iCs/>
+          <w:sz w:val="24"/>
+          <w:szCs w:val="24"/>
+        </w:rPr>
+      </w:r>
+      <w:r>
+        <w:rPr>
+          <w:rStyle w:val="972"/>
+          <w:rFonts w:ascii="Arial" w:hAnsi="Arial" w:cs="Arial"/>
+          <w:iCs/>
+          <w:sz w:val="24"/>
+          <w:szCs w:val="24"/>
+        </w:rPr>
+      </w:r>
+    </w:p>
+    <w:p>
+      <w:pPr>
+        <w:pStyle w:val="967"/>
+        <w:pBdr/>
+        <w:spacing/>
+        <w:ind/>
+        <w:rPr>
+          <w:rStyle w:val="972"/>
+          <w:rFonts w:ascii="Arial" w:hAnsi="Arial" w:cs="Arial"/>
+          <w:iCs/>
+          <w:sz w:val="24"/>
+          <w:szCs w:val="24"/>
+        </w:rPr>
+      </w:pPr>
+      <w:r>
+        <w:rPr>
           <w:rFonts w:ascii="Arial" w:hAnsi="Arial" w:eastAsia="Arial" w:cs="Arial"/>
           <w:iCs/>
           <w:sz w:val="24"/>
@@ -1894,13 +1925,7 @@
           <w:szCs w:val="24"/>
         </w:rPr>
       </w:r>
-    </w:p>
-    <w:p>
-      <w:pPr>
-        <w:pStyle w:val="967"/>
-        <w:pBdr/>
-        <w:spacing/>
-        <w:ind/>
+      <w:r>
         <w:rPr>
           <w:rStyle w:val="972"/>
           <w:rFonts w:ascii="Arial" w:hAnsi="Arial" w:cs="Arial"/>
@@ -1908,32 +1933,6 @@
           <w:sz w:val="24"/>
           <w:szCs w:val="24"/>
         </w:rPr>
-      </w:pPr>
-      <w:r>
-        <w:rPr>
-          <w:rFonts w:ascii="Arial" w:hAnsi="Arial" w:eastAsia="Arial" w:cs="Arial"/>
-          <w:iCs/>
-          <w:sz w:val="24"/>
-          <w:szCs w:val="24"/>
-        </w:rPr>
-      </w:r>
-      <w:r>
-        <w:rPr>
-          <w:rStyle w:val="972"/>
-          <w:rFonts w:ascii="Arial" w:hAnsi="Arial" w:eastAsia="Arial" w:cs="Arial"/>
-          <w:iCs/>
-          <w:sz w:val="24"/>
-          <w:szCs w:val="24"/>
-        </w:rPr>
-      </w:r>
-      <w:r>
-        <w:rPr>
-          <w:rStyle w:val="972"/>
-          <w:rFonts w:ascii="Arial" w:hAnsi="Arial" w:cs="Arial"/>
-          <w:iCs/>
-          <w:sz w:val="24"/>
-          <w:szCs w:val="24"/>
-        </w:rPr>
       </w:r>
     </w:p>
     <w:p>
@@ -1954,7 +1953,7 @@
       </w:r>
       <w:r>
         <w:rPr>
-          <w:rFonts w:ascii="Arial" w:hAnsi="Arial" w:eastAsia="Arial" w:cs="Arial"/>
+          <w:rFonts w:ascii="Arial" w:hAnsi="Arial" w:cs="Arial"/>
         </w:rPr>
       </w:r>
       <w:r>
@@ -1980,7 +1979,7 @@
       </w:r>
       <w:r>
         <w:rPr>
-          <w:rFonts w:ascii="Arial" w:hAnsi="Arial" w:eastAsia="Arial" w:cs="Arial"/>
+          <w:rFonts w:ascii="Arial" w:hAnsi="Arial" w:cs="Arial"/>
         </w:rPr>
       </w:r>
       <w:r>
@@ -2006,7 +2005,7 @@
       </w:r>
       <w:r>
         <w:rPr>
-          <w:rFonts w:ascii="Arial" w:hAnsi="Arial" w:eastAsia="Arial" w:cs="Arial"/>
+          <w:rFonts w:ascii="Arial" w:hAnsi="Arial" w:cs="Arial"/>
         </w:rPr>
       </w:r>
       <w:r>
@@ -2036,7 +2035,7 @@
       </w:r>
       <w:r>
         <w:rPr>
-          <w:rFonts w:ascii="Arial" w:hAnsi="Arial" w:eastAsia="Arial" w:cs="Arial"/>
+          <w:rFonts w:ascii="Arial" w:hAnsi="Arial" w:cs="Arial"/>
         </w:rPr>
       </w:r>
       <w:r>
@@ -2066,7 +2065,7 @@
       </w:r>
       <w:r>
         <w:rPr>
-          <w:rFonts w:ascii="Arial" w:hAnsi="Arial" w:eastAsia="Arial" w:cs="Arial"/>
+          <w:rFonts w:ascii="Arial" w:hAnsi="Arial" w:cs="Arial"/>
         </w:rPr>
       </w:r>
       <w:r>
@@ -2096,7 +2095,7 @@
       </w:r>
       <w:r>
         <w:rPr>
-          <w:rFonts w:ascii="Arial" w:hAnsi="Arial" w:eastAsia="Arial" w:cs="Arial"/>
+          <w:rFonts w:ascii="Arial" w:hAnsi="Arial" w:cs="Arial"/>
         </w:rPr>
       </w:r>
       <w:r>
@@ -2126,7 +2125,7 @@
       </w:r>
       <w:r>
         <w:rPr>
-          <w:rFonts w:ascii="Arial" w:hAnsi="Arial" w:eastAsia="Arial" w:cs="Arial"/>
+          <w:rFonts w:ascii="Arial" w:hAnsi="Arial" w:cs="Arial"/>
         </w:rPr>
       </w:r>
       <w:r>
@@ -2156,7 +2155,7 @@
       </w:r>
       <w:r>
         <w:rPr>
-          <w:rFonts w:ascii="Arial" w:hAnsi="Arial" w:eastAsia="Arial" w:cs="Arial"/>
+          <w:rFonts w:ascii="Arial" w:hAnsi="Arial" w:cs="Arial"/>
         </w:rPr>
       </w:r>
       <w:r>
@@ -2186,7 +2185,7 @@
       </w:r>
       <w:r>
         <w:rPr>
-          <w:rFonts w:ascii="Arial" w:hAnsi="Arial" w:eastAsia="Arial" w:cs="Arial"/>
+          <w:rFonts w:ascii="Arial" w:hAnsi="Arial" w:cs="Arial"/>
         </w:rPr>
       </w:r>
       <w:r>
@@ -2216,7 +2215,7 @@
       </w:r>
       <w:r>
         <w:rPr>
-          <w:rFonts w:ascii="Arial" w:hAnsi="Arial" w:eastAsia="Arial" w:cs="Arial"/>
+          <w:rFonts w:ascii="Arial" w:hAnsi="Arial" w:cs="Arial"/>
         </w:rPr>
       </w:r>
       <w:r>
@@ -2246,7 +2245,7 @@
       </w:r>
       <w:r>
         <w:rPr>
-          <w:rFonts w:ascii="Arial" w:hAnsi="Arial" w:eastAsia="Arial" w:cs="Arial"/>
+          <w:rFonts w:ascii="Arial" w:hAnsi="Arial" w:cs="Arial"/>
         </w:rPr>
       </w:r>
       <w:r>
@@ -2276,7 +2275,7 @@
       </w:r>
       <w:r>
         <w:rPr>
-          <w:rFonts w:ascii="Arial" w:hAnsi="Arial" w:eastAsia="Arial" w:cs="Arial"/>
+          <w:rFonts w:ascii="Arial" w:hAnsi="Arial" w:cs="Arial"/>
         </w:rPr>
       </w:r>
       <w:r>
@@ -2306,7 +2305,7 @@
       </w:r>
       <w:r>
         <w:rPr>
-          <w:rFonts w:ascii="Arial" w:hAnsi="Arial" w:eastAsia="Arial" w:cs="Arial"/>
+          <w:rFonts w:ascii="Arial" w:hAnsi="Arial" w:cs="Arial"/>
         </w:rPr>
       </w:r>
       <w:r>
@@ -2336,7 +2335,7 @@
       </w:r>
       <w:r>
         <w:rPr>
-          <w:rFonts w:ascii="Arial" w:hAnsi="Arial" w:eastAsia="Arial" w:cs="Arial"/>
+          <w:rFonts w:ascii="Arial" w:hAnsi="Arial" w:cs="Arial"/>
         </w:rPr>
       </w:r>
       <w:r>
@@ -2373,7 +2372,7 @@
       </w:r>
       <w:r>
         <w:rPr>
-          <w:rFonts w:ascii="Arial" w:hAnsi="Arial" w:eastAsia="Arial" w:cs="Arial"/>
+          <w:rFonts w:ascii="Arial" w:hAnsi="Arial" w:cs="Arial"/>
         </w:rPr>
       </w:r>
       <w:r>
@@ -2406,11 +2405,10 @@
       <w:r>
         <w:rPr>
           <w:rStyle w:val="972"/>
-          <w:rFonts w:ascii="Arial" w:hAnsi="Arial" w:eastAsia="Arial" w:cs="Arial"/>
+          <w:rFonts w:ascii="Arial" w:hAnsi="Arial" w:cs="Arial"/>
           <w:b/>
           <w:szCs w:val="32"/>
           <w:u w:val="none"/>
-          <w:lang w:eastAsia="fr-FR"/>
         </w:rPr>
       </w:r>
       <w:r>
@@ -2448,7 +2446,7 @@
       <w:r>
         <w:rPr>
           <w:rStyle w:val="978"/>
-          <w:rFonts w:ascii="Arial" w:hAnsi="Arial" w:eastAsia="Arial" w:cs="Arial"/>
+          <w:rFonts w:ascii="Arial" w:hAnsi="Arial" w:cs="Arial"/>
           <w:b/>
           <w:bCs w:val="0"/>
         </w:rPr>
@@ -2494,7 +2492,7 @@
       </w:r>
       <w:r>
         <w:rPr>
-          <w:rFonts w:ascii="Arial" w:hAnsi="Arial" w:eastAsia="Arial" w:cs="Arial"/>
+          <w:rFonts w:ascii="Arial" w:hAnsi="Arial" w:cs="Arial"/>
           <w:color w:val="2d3b45"/>
         </w:rPr>
       </w:r>
@@ -2537,7 +2535,7 @@
       </w:r>
       <w:r>
         <w:rPr>
-          <w:rFonts w:ascii="Arial" w:hAnsi="Arial" w:eastAsia="Arial" w:cs="Arial"/>
+          <w:rFonts w:ascii="Arial" w:hAnsi="Arial" w:cs="Arial"/>
           <w:color w:val="2d3b45"/>
         </w:rPr>
       </w:r>
@@ -2580,7 +2578,7 @@
       </w:r>
       <w:r>
         <w:rPr>
-          <w:rFonts w:ascii="Arial" w:hAnsi="Arial" w:eastAsia="Arial" w:cs="Arial"/>
+          <w:rFonts w:ascii="Arial" w:hAnsi="Arial" w:cs="Arial"/>
           <w:color w:val="2d3b45"/>
         </w:rPr>
       </w:r>
@@ -2623,7 +2621,7 @@
       </w:r>
       <w:r>
         <w:rPr>
-          <w:rFonts w:ascii="Arial" w:hAnsi="Arial" w:eastAsia="Arial" w:cs="Arial"/>
+          <w:rFonts w:ascii="Arial" w:hAnsi="Arial" w:cs="Arial"/>
           <w:color w:val="2d3b45"/>
         </w:rPr>
       </w:r>
@@ -2666,7 +2664,7 @@
       </w:r>
       <w:r>
         <w:rPr>
-          <w:rFonts w:ascii="Arial" w:hAnsi="Arial" w:eastAsia="Arial" w:cs="Arial"/>
+          <w:rFonts w:ascii="Arial" w:hAnsi="Arial" w:cs="Arial"/>
           <w:color w:val="2d3b45"/>
         </w:rPr>
       </w:r>
@@ -2792,7 +2790,7 @@
       <w:r>
         <w:rPr>
           <w:rStyle w:val="972"/>
-          <w:rFonts w:ascii="Arial" w:hAnsi="Arial" w:eastAsia="Arial" w:cs="Arial"/>
+          <w:rFonts w:ascii="Arial" w:hAnsi="Arial" w:cs="Arial"/>
           <w:szCs w:val="28"/>
         </w:rPr>
       </w:r>
@@ -2827,7 +2825,7 @@
       </w:r>
       <w:r>
         <w:rPr>
-          <w:rFonts w:ascii="Arial" w:hAnsi="Arial" w:eastAsia="Arial" w:cs="Arial"/>
+          <w:rFonts w:ascii="Arial" w:hAnsi="Arial" w:cs="Arial"/>
           <w:b w:val="0"/>
         </w:rPr>
       </w:r>
@@ -2891,7 +2889,7 @@
           <w:color w:val="2d3b45"/>
           <w:u w:val="single"/>
         </w:rPr>
-        <w:t xml:space="preserve">If you don’t participate in the online discussions in Canvas during the first two weeks of the quarter then you will be automatically dropped from the course.  This will happen at the end of the 9</w:t>
+        <w:t xml:space="preserve">If you don’t participate in this course in Canvas during the first two weeks of the quarter then you will be automatically dropped from the course.  This will happen at the end of the 9</w:t>
       </w:r>
       <w:r>
         <w:rPr>
@@ -2919,11 +2917,11 @@
           <w:rFonts w:ascii="Arial" w:hAnsi="Arial" w:eastAsia="Arial" w:cs="Arial"/>
           <w:color w:val="2d3b45"/>
         </w:rPr>
-        <w:t xml:space="preserve"> Make sure that you participate in all the online discussions during the first two weeks of the quarter!</w:t>
-      </w:r>
-      <w:r>
-        <w:rPr>
-          <w:rFonts w:ascii="Arial" w:hAnsi="Arial" w:eastAsia="Arial" w:cs="Arial"/>
+        <w:t xml:space="preserve"> Make sure that you participate in all this online course during the first two weeks of the quarter!</w:t>
+      </w:r>
+      <w:r>
+        <w:rPr>
+          <w:rFonts w:ascii="Arial" w:hAnsi="Arial" w:cs="Arial"/>
           <w:color w:val="2d3b45"/>
         </w:rPr>
       </w:r>
@@ -2990,100 +2988,100 @@
       <w:bookmarkEnd w:id="1"/>
       <w:r>
         <w:rPr>
+          <w:rFonts w:ascii="Arial" w:hAnsi="Arial" w:cs="Arial"/>
+          <w:color w:val="2d3b45"/>
+        </w:rPr>
+      </w:r>
+      <w:r>
+        <w:rPr>
+          <w:rFonts w:ascii="Arial" w:hAnsi="Arial" w:cs="Arial"/>
+          <w:color w:val="2d3b45"/>
+        </w:rPr>
+      </w:r>
+    </w:p>
+    <w:p>
+      <w:pPr>
+        <w:pStyle w:val="951"/>
+        <w:pBdr/>
+        <w:spacing/>
+        <w:ind/>
+        <w:rPr>
+          <w:rFonts w:ascii="Arial" w:hAnsi="Arial" w:cs="Arial"/>
+          <w:shd w:val="clear" w:color="auto" w:fill="ffffff"/>
+        </w:rPr>
+      </w:pPr>
+      <w:r>
+        <w:rPr>
+          <w:rFonts w:ascii="Arial" w:hAnsi="Arial" w:eastAsia="Arial" w:cs="Arial"/>
+          <w:shd w:val="clear" w:color="auto" w:fill="ffffff"/>
+        </w:rPr>
+        <w:t xml:space="preserve">Grading and grades</w:t>
+      </w:r>
+      <w:r>
+        <w:rPr>
+          <w:rFonts w:ascii="Arial" w:hAnsi="Arial" w:cs="Arial"/>
+          <w:shd w:val="clear" w:color="auto" w:fill="ffffff"/>
+        </w:rPr>
+      </w:r>
+      <w:r>
+        <w:rPr>
+          <w:rFonts w:ascii="Arial" w:hAnsi="Arial" w:cs="Arial"/>
+          <w:shd w:val="clear" w:color="auto" w:fill="ffffff"/>
+        </w:rPr>
+      </w:r>
+    </w:p>
+    <w:p>
+      <w:pPr>
+        <w:pStyle w:val="952"/>
+        <w:pBdr/>
+        <w:spacing/>
+        <w:ind/>
+        <w:rPr>
+          <w:rFonts w:ascii="Arial" w:hAnsi="Arial" w:cs="Arial"/>
+          <w:shd w:val="clear" w:color="auto" w:fill="ffffff"/>
+        </w:rPr>
+      </w:pPr>
+      <w:r>
+        <w:rPr>
+          <w:rFonts w:ascii="Arial" w:hAnsi="Arial" w:eastAsia="Arial" w:cs="Arial"/>
+          <w:shd w:val="clear" w:color="auto" w:fill="ffffff"/>
+        </w:rPr>
+        <w:t xml:space="preserve">Grading criteria/standards scale</w:t>
+      </w:r>
+      <w:r>
+        <w:rPr>
+          <w:rFonts w:ascii="Arial" w:hAnsi="Arial" w:cs="Arial"/>
+          <w:shd w:val="clear" w:color="auto" w:fill="ffffff"/>
+        </w:rPr>
+      </w:r>
+      <w:r>
+        <w:rPr>
+          <w:rFonts w:ascii="Arial" w:hAnsi="Arial" w:cs="Arial"/>
+          <w:shd w:val="clear" w:color="auto" w:fill="ffffff"/>
+        </w:rPr>
+      </w:r>
+    </w:p>
+    <w:p>
+      <w:pPr>
+        <w:pBdr/>
+        <w:shd w:val="clear" w:color="auto" w:fill="ffffff"/>
+        <w:spacing w:after="180" w:before="180" w:line="240" w:lineRule="auto"/>
+        <w:ind/>
+        <w:rPr>
+          <w:rFonts w:ascii="Arial" w:hAnsi="Arial" w:cs="Arial"/>
+          <w:color w:val="2d3b45"/>
+        </w:rPr>
+      </w:pPr>
+      <w:r>
+        <w:rPr>
           <w:rFonts w:ascii="Arial" w:hAnsi="Arial" w:eastAsia="Arial" w:cs="Arial"/>
           <w:color w:val="2d3b45"/>
         </w:rPr>
-      </w:r>
-      <w:r>
-        <w:rPr>
-          <w:rFonts w:ascii="Arial" w:hAnsi="Arial" w:cs="Arial"/>
-          <w:color w:val="2d3b45"/>
-        </w:rPr>
-      </w:r>
-    </w:p>
-    <w:p>
-      <w:pPr>
-        <w:pStyle w:val="951"/>
-        <w:pBdr/>
-        <w:spacing/>
-        <w:ind/>
-        <w:rPr>
-          <w:rFonts w:ascii="Arial" w:hAnsi="Arial" w:cs="Arial"/>
-          <w:shd w:val="clear" w:color="auto" w:fill="ffffff"/>
-        </w:rPr>
-      </w:pPr>
-      <w:r>
-        <w:rPr>
-          <w:rFonts w:ascii="Arial" w:hAnsi="Arial" w:eastAsia="Arial" w:cs="Arial"/>
-          <w:shd w:val="clear" w:color="auto" w:fill="ffffff"/>
-        </w:rPr>
-        <w:t xml:space="preserve">Grading and grades</w:t>
-      </w:r>
-      <w:r>
-        <w:rPr>
-          <w:rFonts w:ascii="Arial" w:hAnsi="Arial" w:eastAsia="Arial" w:cs="Arial"/>
-          <w:shd w:val="clear" w:color="auto" w:fill="ffffff"/>
-        </w:rPr>
-      </w:r>
-      <w:r>
-        <w:rPr>
-          <w:rFonts w:ascii="Arial" w:hAnsi="Arial" w:cs="Arial"/>
-          <w:shd w:val="clear" w:color="auto" w:fill="ffffff"/>
-        </w:rPr>
-      </w:r>
-    </w:p>
-    <w:p>
-      <w:pPr>
-        <w:pStyle w:val="952"/>
-        <w:pBdr/>
-        <w:spacing/>
-        <w:ind/>
-        <w:rPr>
-          <w:rFonts w:ascii="Arial" w:hAnsi="Arial" w:cs="Arial"/>
-          <w:shd w:val="clear" w:color="auto" w:fill="ffffff"/>
-        </w:rPr>
-      </w:pPr>
-      <w:r>
-        <w:rPr>
-          <w:rFonts w:ascii="Arial" w:hAnsi="Arial" w:eastAsia="Arial" w:cs="Arial"/>
-          <w:shd w:val="clear" w:color="auto" w:fill="ffffff"/>
-        </w:rPr>
-        <w:t xml:space="preserve">Grading criteria/standards scale</w:t>
-      </w:r>
-      <w:r>
-        <w:rPr>
-          <w:rFonts w:ascii="Arial" w:hAnsi="Arial" w:eastAsia="Arial" w:cs="Arial"/>
-          <w:shd w:val="clear" w:color="auto" w:fill="ffffff"/>
-        </w:rPr>
-      </w:r>
-      <w:r>
-        <w:rPr>
-          <w:rFonts w:ascii="Arial" w:hAnsi="Arial" w:cs="Arial"/>
-          <w:shd w:val="clear" w:color="auto" w:fill="ffffff"/>
-        </w:rPr>
-      </w:r>
-    </w:p>
-    <w:p>
-      <w:pPr>
-        <w:pBdr/>
-        <w:shd w:val="clear" w:color="auto" w:fill="ffffff"/>
-        <w:spacing w:after="180" w:before="180" w:line="240" w:lineRule="auto"/>
-        <w:ind/>
-        <w:rPr>
-          <w:rFonts w:ascii="Arial" w:hAnsi="Arial" w:cs="Arial"/>
-          <w:color w:val="2d3b45"/>
-        </w:rPr>
-      </w:pPr>
-      <w:r>
-        <w:rPr>
-          <w:rFonts w:ascii="Arial" w:hAnsi="Arial" w:eastAsia="Arial" w:cs="Arial"/>
-          <w:color w:val="2d3b45"/>
-        </w:rPr>
         <w:t xml:space="preserve">You will be graded as follows:</w:t>
       </w:r>
       <w:r>
         <w:rPr>
-          <w:rFonts w:ascii="Arial" w:hAnsi="Arial" w:eastAsia="Arial" w:cs="Arial"/>
+          <w:rFonts w:ascii="Arial" w:hAnsi="Arial" w:cs="Arial"/>
           <w:color w:val="2d3b45"/>
         </w:rPr>
       </w:r>
@@ -3420,7 +3418,7 @@
                 <w:rFonts w:ascii="Arial" w:hAnsi="Arial" w:eastAsia="Arial" w:cs="Arial"/>
                 <w:color w:val="000000" w:themeColor="text1"/>
               </w:rPr>
-              <w:t xml:space="preserve">15%</w:t>
+              <w:t xml:space="preserve">20%</w:t>
             </w:r>
             <w:r>
               <w:rPr>
@@ -3534,103 +3532,6 @@
           </w:p>
         </w:tc>
       </w:tr>
-      <w:tr>
-        <w:trPr>
-          <w:trHeight w:val="497"/>
-        </w:trPr>
-        <w:tc>
-          <w:tcPr>
-            <w:shd w:val="clear" w:color="ffffff" w:fill="ffffff"/>
-            <w:tcBorders/>
-            <w:tcMar>
-              <w:left w:w="30" w:type="dxa"/>
-              <w:top w:w="30" w:type="dxa"/>
-              <w:right w:w="30" w:type="dxa"/>
-              <w:bottom w:w="30" w:type="dxa"/>
-            </w:tcMar>
-            <w:tcW w:w="5941" w:type="dxa"/>
-            <w:vAlign w:val="center"/>
-            <w:vMerge w:val="restart"/>
-          </w:tcPr>
-          <w:p>
-            <w:pPr>
-              <w:pStyle w:val="986"/>
-              <w:pBdr/>
-              <w:spacing/>
-              <w:ind/>
-              <w:rPr>
-                <w:rFonts w:ascii="Arial" w:hAnsi="Arial" w:cs="Arial"/>
-                <w:color w:val="000000" w:themeColor="text1"/>
-              </w:rPr>
-            </w:pPr>
-            <w:r>
-              <w:rPr>
-                <w:rFonts w:ascii="Arial" w:hAnsi="Arial" w:eastAsia="Arial" w:cs="Arial"/>
-                <w:color w:val="000000" w:themeColor="text1"/>
-              </w:rPr>
-              <w:t xml:space="preserve">Weekly Discussion Forums</w:t>
-            </w:r>
-            <w:r>
-              <w:rPr>
-                <w:rFonts w:ascii="Arial" w:hAnsi="Arial" w:cs="Arial"/>
-                <w:color w:val="000000" w:themeColor="text1"/>
-              </w:rPr>
-            </w:r>
-            <w:r>
-              <w:rPr>
-                <w:rFonts w:ascii="Arial" w:hAnsi="Arial" w:cs="Arial"/>
-                <w:color w:val="000000" w:themeColor="text1"/>
-              </w:rPr>
-            </w:r>
-          </w:p>
-        </w:tc>
-        <w:tc>
-          <w:tcPr>
-            <w:shd w:val="clear" w:color="ffffff" w:fill="ffffff"/>
-            <w:tcBorders/>
-            <w:tcMar>
-              <w:left w:w="30" w:type="dxa"/>
-              <w:top w:w="30" w:type="dxa"/>
-              <w:right w:w="30" w:type="dxa"/>
-              <w:bottom w:w="30" w:type="dxa"/>
-            </w:tcMar>
-            <w:tcW w:w="1701" w:type="dxa"/>
-            <w:vAlign w:val="center"/>
-            <w:vMerge w:val="restart"/>
-          </w:tcPr>
-          <w:p>
-            <w:pPr>
-              <w:pStyle w:val="986"/>
-              <w:pBdr/>
-              <w:spacing/>
-              <w:ind/>
-              <w:rPr>
-                <w:rFonts w:ascii="Arial" w:hAnsi="Arial" w:cs="Arial"/>
-                <w:color w:val="000000" w:themeColor="text1"/>
-              </w:rPr>
-            </w:pPr>
-            <w:r>
-              <w:rPr>
-                <w:rFonts w:ascii="Arial" w:hAnsi="Arial" w:eastAsia="Arial" w:cs="Arial"/>
-                <w:color w:val="000000" w:themeColor="text1"/>
-              </w:rPr>
-              <w:t xml:space="preserve">5%</w:t>
-            </w:r>
-            <w:r>
-              <w:rPr>
-                <w:rFonts w:ascii="Arial" w:hAnsi="Arial" w:cs="Arial"/>
-                <w:color w:val="000000" w:themeColor="text1"/>
-              </w:rPr>
-            </w:r>
-            <w:r>
-              <w:rPr>
-                <w:rFonts w:ascii="Arial" w:hAnsi="Arial" w:cs="Arial"/>
-                <w:color w:val="000000" w:themeColor="text1"/>
-              </w:rPr>
-            </w:r>
-          </w:p>
-        </w:tc>
-      </w:tr>
     </w:tbl>
     <w:p>
       <w:pPr>
@@ -3652,7 +3553,7 @@
       </w:r>
       <w:r>
         <w:rPr>
-          <w:rFonts w:ascii="Arial" w:hAnsi="Arial" w:eastAsia="Arial" w:cs="Arial"/>
+          <w:rFonts w:ascii="Arial" w:hAnsi="Arial" w:cs="Arial"/>
           <w:color w:val="2d3b45"/>
         </w:rPr>
       </w:r>
@@ -3696,7 +3597,7 @@
       </w:r>
       <w:r>
         <w:rPr>
-          <w:rFonts w:ascii="Arial" w:hAnsi="Arial" w:eastAsia="Arial" w:cs="Arial"/>
+          <w:rFonts w:ascii="Arial" w:hAnsi="Arial" w:cs="Arial"/>
           <w:color w:val="2d3b45"/>
         </w:rPr>
       </w:r>
@@ -3755,7 +3656,7 @@
       </w:r>
       <w:r>
         <w:rPr>
-          <w:rFonts w:ascii="Arial" w:hAnsi="Arial" w:eastAsia="Arial" w:cs="Arial"/>
+          <w:rFonts w:ascii="Arial" w:hAnsi="Arial" w:cs="Arial"/>
           <w:color w:val="2d3b45"/>
         </w:rPr>
       </w:r>
@@ -3841,7 +3742,7 @@
       </w:r>
       <w:r>
         <w:rPr>
-          <w:rFonts w:ascii="Arial" w:hAnsi="Arial" w:eastAsia="Arial" w:cs="Arial"/>
+          <w:rFonts w:ascii="Arial" w:hAnsi="Arial" w:cs="Arial"/>
           <w:color w:val="2d3b45"/>
         </w:rPr>
       </w:r>
@@ -3854,36 +3755,15 @@
     </w:p>
     <w:p>
       <w:pPr>
-        <w:numPr>
-          <w:ilvl w:val="0"/>
-          <w:numId w:val="16"/>
-        </w:numPr>
         <w:pBdr/>
         <w:shd w:val="clear" w:color="auto" w:fill="ffffff"/>
-        <w:spacing w:after="100" w:afterAutospacing="1" w:before="100" w:beforeAutospacing="1" w:line="240" w:lineRule="auto"/>
-        <w:ind w:left="1095"/>
+        <w:spacing w:after="180" w:before="180" w:line="240" w:lineRule="auto"/>
+        <w:ind/>
         <w:rPr>
           <w:rFonts w:ascii="Arial" w:hAnsi="Arial" w:cs="Arial"/>
           <w:color w:val="2d3b45"/>
         </w:rPr>
       </w:pPr>
-      <w:r>
-        <w:rPr>
-          <w:rFonts w:ascii="Arial" w:hAnsi="Arial" w:eastAsia="Arial" w:cs="Arial"/>
-          <w:b/>
-          <w:bCs/>
-          <w:color w:val="000000" w:themeColor="text1"/>
-        </w:rPr>
-      </w:r>
-      <w:r>
-        <w:rPr>
-          <w:rFonts w:ascii="Arial" w:hAnsi="Arial" w:eastAsia="Arial" w:cs="Arial"/>
-          <w:b/>
-          <w:bCs/>
-          <w:color w:val="000000" w:themeColor="text1"/>
-        </w:rPr>
-        <w:t xml:space="preserve">Weekly Discussion Forums</w:t>
-      </w:r>
       <w:r>
         <w:rPr>
           <w:rFonts w:ascii="Arial" w:hAnsi="Arial" w:eastAsia="Arial" w:cs="Arial"/>
@@ -3891,96 +3771,49 @@
           <w:bCs/>
           <w:color w:val="2d3b45"/>
         </w:rPr>
-        <w:t xml:space="preserve"> </w:t>
+        <w:t xml:space="preserve">**</w:t>
       </w:r>
       <w:r>
         <w:rPr>
           <w:rFonts w:ascii="Arial" w:hAnsi="Arial" w:eastAsia="Arial" w:cs="Arial"/>
           <w:color w:val="2d3b45"/>
         </w:rPr>
-        <w:t xml:space="preserve">– There will be</w:t>
-      </w:r>
+        <w:t xml:space="preserve"> The number of assessments and the points possible for exams, assignments and other activities are subject to change without notice.</w:t>
+      </w:r>
+      <w:r>
+        <w:rPr>
+          <w:rFonts w:ascii="Arial" w:hAnsi="Arial" w:cs="Arial"/>
+          <w:color w:val="2d3b45"/>
+        </w:rPr>
+      </w:r>
+      <w:r>
+        <w:rPr>
+          <w:rFonts w:ascii="Arial" w:hAnsi="Arial" w:cs="Arial"/>
+          <w:color w:val="2d3b45"/>
+        </w:rPr>
+      </w:r>
+    </w:p>
+    <w:p>
+      <w:pPr>
+        <w:pBdr/>
+        <w:shd w:val="clear" w:color="auto" w:fill="ffffff"/>
+        <w:spacing w:after="180" w:before="180" w:line="240" w:lineRule="auto"/>
+        <w:ind/>
+        <w:rPr>
+          <w:rFonts w:ascii="Arial" w:hAnsi="Arial" w:cs="Arial"/>
+          <w:color w:val="2d3b45"/>
+        </w:rPr>
+      </w:pPr>
       <w:r>
         <w:rPr>
           <w:rFonts w:ascii="Arial" w:hAnsi="Arial" w:eastAsia="Arial" w:cs="Arial"/>
           <w:color w:val="2d3b45"/>
         </w:rPr>
-        <w:t xml:space="preserve"> 9 weekly discussion forums where students will be asked to comment or ask questions about what they read from assigned learning materials. Class participation also include 2 group activities. You will work in groups to complete some programming exercises.</w:t>
-      </w:r>
-      <w:r>
-        <w:rPr>
-          <w:rFonts w:ascii="Arial" w:hAnsi="Arial" w:eastAsia="Arial" w:cs="Arial"/>
-          <w:color w:val="2d3b45"/>
-        </w:rPr>
-      </w:r>
-      <w:r>
-        <w:rPr>
-          <w:rFonts w:ascii="Arial" w:hAnsi="Arial" w:cs="Arial"/>
-          <w:color w:val="2d3b45"/>
-        </w:rPr>
-      </w:r>
-    </w:p>
-    <w:p>
-      <w:pPr>
-        <w:pBdr/>
-        <w:shd w:val="clear" w:color="auto" w:fill="ffffff"/>
-        <w:spacing w:after="180" w:before="180" w:line="240" w:lineRule="auto"/>
-        <w:ind/>
-        <w:rPr>
-          <w:rFonts w:ascii="Arial" w:hAnsi="Arial" w:cs="Arial"/>
-          <w:color w:val="2d3b45"/>
-        </w:rPr>
-      </w:pPr>
-      <w:r>
-        <w:rPr>
-          <w:rFonts w:ascii="Arial" w:hAnsi="Arial" w:eastAsia="Arial" w:cs="Arial"/>
-          <w:b/>
-          <w:bCs/>
-          <w:color w:val="2d3b45"/>
-        </w:rPr>
-        <w:t xml:space="preserve">**</w:t>
-      </w:r>
-      <w:r>
-        <w:rPr>
-          <w:rFonts w:ascii="Arial" w:hAnsi="Arial" w:eastAsia="Arial" w:cs="Arial"/>
-          <w:color w:val="2d3b45"/>
-        </w:rPr>
-        <w:t xml:space="preserve"> The number of assessments and the points possible for exams, assignments and other activities are subject to change without notice.</w:t>
-      </w:r>
-      <w:r>
-        <w:rPr>
-          <w:rFonts w:ascii="Arial" w:hAnsi="Arial" w:eastAsia="Arial" w:cs="Arial"/>
-          <w:color w:val="2d3b45"/>
-        </w:rPr>
-      </w:r>
-      <w:r>
-        <w:rPr>
-          <w:rFonts w:ascii="Arial" w:hAnsi="Arial" w:cs="Arial"/>
-          <w:color w:val="2d3b45"/>
-        </w:rPr>
-      </w:r>
-    </w:p>
-    <w:p>
-      <w:pPr>
-        <w:pBdr/>
-        <w:shd w:val="clear" w:color="auto" w:fill="ffffff"/>
-        <w:spacing w:after="180" w:before="180" w:line="240" w:lineRule="auto"/>
-        <w:ind/>
-        <w:rPr>
-          <w:rFonts w:ascii="Arial" w:hAnsi="Arial" w:cs="Arial"/>
-          <w:color w:val="2d3b45"/>
-        </w:rPr>
-      </w:pPr>
-      <w:r>
-        <w:rPr>
-          <w:rFonts w:ascii="Arial" w:hAnsi="Arial" w:eastAsia="Arial" w:cs="Arial"/>
-          <w:color w:val="2d3b45"/>
-        </w:rPr>
         <w:t xml:space="preserve">Any disagreements about your grade should be brought to my attention immediately.</w:t>
       </w:r>
       <w:r>
         <w:rPr>
-          <w:rFonts w:ascii="Arial" w:hAnsi="Arial" w:eastAsia="Arial" w:cs="Arial"/>
+          <w:rFonts w:ascii="Arial" w:hAnsi="Arial" w:cs="Arial"/>
           <w:color w:val="2d3b45"/>
         </w:rPr>
       </w:r>
@@ -4842,21 +4675,6 @@
           <w:u w:val="single"/>
         </w:rPr>
         <w:t xml:space="preserve">exams</w:t>
-      </w:r>
-      <w:r>
-        <w:rPr>
-          <w:rFonts w:ascii="Arial" w:hAnsi="Arial" w:eastAsia="Arial" w:cs="Arial"/>
-          <w:color w:val="000000" w:themeColor="text1"/>
-        </w:rPr>
-        <w:t xml:space="preserve">, the </w:t>
-      </w:r>
-      <w:r>
-        <w:rPr>
-          <w:rFonts w:ascii="Arial" w:hAnsi="Arial" w:eastAsia="Arial" w:cs="Arial"/>
-          <w:color w:val="000000" w:themeColor="text1"/>
-          <w:u w:val="single"/>
-        </w:rPr>
-        <w:t xml:space="preserve">discussion forums</w:t>
       </w:r>
       <w:r>
         <w:rPr>
@@ -15054,7 +14872,7 @@
       </w:r>
       <w:r>
         <w:rPr>
-          <w:rFonts w:ascii="Arial" w:hAnsi="Arial" w:eastAsia="Arial" w:cs="Arial"/>
+          <w:rFonts w:ascii="Arial" w:hAnsi="Arial" w:cs="Arial"/>
         </w:rPr>
       </w:r>
       <w:r>
@@ -53061,7 +52879,7 @@
   <xsd:schema xmlns:xsd="http://www.w3.org/2001/XMLSchema" xmlns:xs="http://www.w3.org/2001/XMLSchema" xmlns:dms="http://schemas.microsoft.com/office/2006/documentManagement/types" xmlns:pc="http://schemas.microsoft.com/office/infopath/2007/PartnerControls" targetNamespace="5d8e7d0e-128a-4ea6-a84b-a16b134dda19" elementFormDefault="qualified">
     <xsd:import namespace="http://schemas.microsoft.com/office/2006/documentManagement/types"/>
     <xsd:import namespace="http://schemas.microsoft.com/office/infopath/2007/PartnerControls"/>
-    <xsd:element name="gbe826e304d04e1481e58682562a40ed" ma:index="15" ma:taxonomy="true" ma:internalName="gbe826e304d04e1481e58682562a40ed" ma:taxonomyFieldName="File_x005F_x005F_x005F_x0020_Category" ma:displayName="File Category" ma:readOnly="false" ma:default="" ma:fieldId="{0be826e3-04d0-4e14-81e5-8682562a40ed}" ma:sspId="a1a3adb0-97c5-4630-9776-e3f84a4f78a3" ma:termSetId="944b2a31-f31a-40d7-b975-b13d3dbd5573" ma:anchorId="00000000-0000-0000-0000-000000000000" ma:open="false" ma:isKeyword="false">
+    <xsd:element name="gbe826e304d04e1481e58682562a40ed" ma:index="15" ma:taxonomy="true" ma:internalName="gbe826e304d04e1481e58682562a40ed" ma:taxonomyFieldName="File_x005F_x005F_x005F_x005F_x005F_x005F_x005F_x0020_Category" ma:displayName="File Category" ma:readOnly="false" ma:default="" ma:fieldId="{0be826e3-04d0-4e14-81e5-8682562a40ed}" ma:sspId="a1a3adb0-97c5-4630-9776-e3f84a4f78a3" ma:termSetId="944b2a31-f31a-40d7-b975-b13d3dbd5573" ma:anchorId="00000000-0000-0000-0000-000000000000" ma:open="false" ma:isKeyword="false">
       <xsd:complexType>
         <xsd:sequence>
           <xsd:element ref="pc:Terms" minOccurs="0" maxOccurs="1"/>
